--- a/Anexos/Diseño/Plantilla de C.U 02.docx
+++ b/Anexos/Diseño/Plantilla de C.U 02.docx
@@ -342,7 +342,7 @@
                 <w:color w:val="1f1f1f"/>
                 <w:rtl w:val="0"/>
               </w:rPr>
-              <w:t xml:space="preserve">Cuando la disponibilidad en una góndola cae por debajo del 30% (o umbral crítico configurado), el sistema emite una notificación de reposición hacia el personal de sala.</w:t>
+              <w:t xml:space="preserve">Cuando el espacio libre de una góndola alcanza el umbral configurado (30% del frente por defecto), el sistema emite una alerta de reposición para el personal de sala, con el detalle de las repisas afectadas.</w:t>
             </w:r>
             <w:r>
               <w:rPr>
@@ -452,7 +452,7 @@
                 <w:color w:val="1f1f1f"/>
                 <w:rtl w:val="0"/>
               </w:rPr>
-              <w:t xml:space="preserve">La disponibilidad calculada es menor al umbral crítico configurado.</w:t>
+              <w:t xml:space="preserve">El espacio libre calculado es mayor o igual al umbral configurado.</w:t>
             </w:r>
           </w:p>
           <w:p>
@@ -545,7 +545,7 @@
                 <w:color w:val="1f1f1f"/>
                 <w:rtl w:val="0"/>
               </w:rPr>
-              <w:t xml:space="preserve">El sistema detecta que la góndola de alimentos no perecibles tiene una disponibilidad &lt; 30%.</w:t>
+              <w:t xml:space="preserve">El sistema detecta que el espacio libre de la góndola alcanza el umbral (por defecto, 30% del frente).</w:t>
             </w:r>
           </w:p>
           <w:p>
@@ -568,7 +568,7 @@
                 <w:color w:val="1f1f1f"/>
                 <w:rtl w:val="0"/>
               </w:rPr>
-              <w:t xml:space="preserve">El sistema genera una alerta indicando el pasillo, número de góndola y nivel afectado.</w:t>
+              <w:t xml:space="preserve">El sistema genera una alerta por góndola con el pasillo, el número de góndola, el % libre y las repisas con huecos.</w:t>
             </w:r>
           </w:p>
           <w:p>
@@ -591,7 +591,7 @@
                 <w:color w:val="1f1f1f"/>
                 <w:rtl w:val="0"/>
               </w:rPr>
-              <w:t xml:space="preserve">El sistema envía la notificación visual al dashboard del reponedor y/o dispositivo móvil.</w:t>
+              <w:t xml:space="preserve">El sistema muestra la alerta en la vista de alertas del Dashboard Web, accesible desde el teléfono del reponedor.</w:t>
             </w:r>
           </w:p>
           <w:p>
@@ -637,7 +637,7 @@
                 <w:color w:val="1f1f1f"/>
                 <w:rtl w:val="0"/>
               </w:rPr>
-              <w:t xml:space="preserve">El reponedor marca la alerta como "En Proceso" o "Completada".</w:t>
+              <w:t xml:space="preserve">El reponedor marca la alerta como "En Proceso" o "Completada". La siguiente captura de la góndola confirma la reposición: si el espacio libre sigue sobre el umbral, la alerta se reabre.</w:t>
             </w:r>
           </w:p>
         </w:tc>
@@ -710,7 +710,7 @@
                 <w:color w:val="1f1f1f"/>
                 <w:rtl w:val="0"/>
               </w:rPr>
-              <w:t xml:space="preserve">La métrica de disponibilidad de la góndola queda actualizada en la base de datos.</w:t>
+              <w:t xml:space="preserve">La alerta queda registrada con su estado (Activa, En Proceso o Completada).</w:t>
             </w:r>
             <w:r>
               <w:rPr>

--- a/Anexos/Diseño/Plantilla de C.U 02.docx
+++ b/Anexos/Diseño/Plantilla de C.U 02.docx
@@ -342,7 +342,7 @@
                 <w:color w:val="1f1f1f"/>
                 <w:rtl w:val="0"/>
               </w:rPr>
-              <w:t xml:space="preserve">Cuando el espacio libre de una góndola alcanza el umbral configurado (30% del frente por defecto), el sistema emite una alerta de reposición para el personal de sala, con el detalle de las repisas afectadas.</w:t>
+              <w:t xml:space="preserve">Cuando el espacio libre de una góndola alcanza el umbral configurado (30% del frente por defecto), el sistema emite una alerta de reposición para el personal de sala, con la imagen de la góndola y sus huecos marcados.</w:t>
             </w:r>
             <w:r>
               <w:rPr>
@@ -568,7 +568,7 @@
                 <w:color w:val="1f1f1f"/>
                 <w:rtl w:val="0"/>
               </w:rPr>
-              <w:t xml:space="preserve">El sistema genera una alerta por góndola con el pasillo, el número de góndola, el % libre y las repisas con huecos.</w:t>
+              <w:t xml:space="preserve">El sistema genera una alerta por góndola con el pasillo, el número de góndola, el % libre de la góndola completa y la imagen con los huecos marcados.</w:t>
             </w:r>
           </w:p>
           <w:p>

--- a/Anexos/Diseño/Plantilla de C.U 02.docx
+++ b/Anexos/Diseño/Plantilla de C.U 02.docx
@@ -591,7 +591,7 @@
                 <w:color w:val="1f1f1f"/>
                 <w:rtl w:val="0"/>
               </w:rPr>
-              <w:t xml:space="preserve">El sistema muestra la alerta en la vista de alertas del Dashboard Web, accesible desde el teléfono del reponedor.</w:t>
+              <w:t xml:space="preserve">El sistema muestra la alerta en la página "Alertas" de la app web, pensada para el teléfono del reponedor (la ven los tres perfiles), que se recarga sola cada minuto. La notificación push al teléfono queda pendiente.</w:t>
             </w:r>
           </w:p>
           <w:p>
@@ -637,7 +637,7 @@
                 <w:color w:val="1f1f1f"/>
                 <w:rtl w:val="0"/>
               </w:rPr>
-              <w:t xml:space="preserve">El reponedor marca la alerta como "En Proceso" o "Completada". La siguiente captura de la góndola confirma la reposición: si el espacio libre sigue sobre el umbral, la alerta se reabre.</w:t>
+              <w:t xml:space="preserve">El reponedor toma la alerta ("En proceso") y, al reponer, la marca "Completada". La siguiente foto de la góndola confirma la reposición: sin quiebre, cierra la alerta abierta; con quiebre, la alerta sigue abierta (o se abre una nueva si ya estaba completada).</w:t>
             </w:r>
           </w:p>
         </w:tc>
@@ -799,7 +799,7 @@
                 <w:color w:val="1f1f1f"/>
                 <w:rtl w:val="0"/>
               </w:rPr>
-              <w:t xml:space="preserve">: Si ya existe una alerta activa para la misma góndola en un intervalo menor a 15 minutos, el sistema consolida la notificación para evitar saturación.</w:t>
+              <w:t xml:space="preserve">: Una góndola tiene a lo más una alerta abierta. Si llega una foto con quiebre y la góndola ya tiene una alerta abierta (Activa o En proceso), la foto nueva reemplaza a la anterior y conserva su estado y quién la atiende, para no duplicar alertas.</w:t>
             </w:r>
             <w:r>
               <w:rPr>
